--- a/Progressao ao regime semiaberto.docx
+++ b/Progressao ao regime semiaberto.docx
@@ -34,7 +34,7 @@
           <w:sz w:val="24"/>
           <w:szCs w:val="24"/>
         </w:rPr>
-        <w:t>{{vara}}, ESTADO DE MATO GROSSO DO SUL</w:t>
+        <w:t>{{vara}}{% if vara_estado %}, {{vara_estado}}{% endif %}</w:t>
       </w:r>
       <w:r>
         <w:rPr>
@@ -230,7 +230,7 @@
           <w:sz w:val="24"/>
           <w:szCs w:val="24"/>
         </w:rPr>
-        <w:t>{{nome}}, devidamente qualificado nos autos da execução penal, feito supracitado, através da Defensoria Pública do Estado de Mato Grosso do Sul, no âmbito do Mutirão Processual Penal – Pena Justa, vem, respeitosamente, à presença de Vossa Excelência, requerer a PROGRESSÃO AO REGIME SEMIABERTO, uma vez que preencheu o requisito objetivo em {{data_progressao}} não havendo nos autos qualquer registro de falta grave ou elemento que desabone sua conduta carcerária.</w:t>
+        <w:t>{{nome}}, devidamente qualificad{{o_a}} nos autos da execução penal, feito supracitado, através da DEFENSORIA PÚBLICA DO ESTADO DE MATO GROSSO DO SUL, no âmbito do Mutirão Processual – Pena Justa, vem, respeitosamente, à presença de Vossa Excelência, requerer a PROGRESSÃO AO REGIME SEMIABERTO, com fundamento no art. 112 da Lei de Execução Penal{% if progressao_requisito %}, uma vez que {{progressao_requisito}}{% if fracao_progressao %} (cumprimento de {{fracao_progressao}} da pena){% endif %}{% endif %}{% if falta_grave_frase %}, não havendo nos autos registro de falta grave nos últimos 12 meses ou elemento que desabone sua conduta carcerária{% else %}, com a requisição do atestado de conduta carcerária para a aferição do requisito subjetivo{% endif %}.</w:t>
       </w:r>
       <w:r>
         <w:rPr>
